--- a/Week3/Week 3 Screenshots.docx
+++ b/Week3/Week 3 Screenshots.docx
@@ -4,6 +4,42 @@
   <w:body>
     <w:p>
       <w:pPr>
+        <w:pStyle w:val="Heading1"/>
+        <w:rPr>
+          <w:rFonts w:ascii="Times New Roman" w:hAnsi="Times New Roman" w:cs="Times New Roman"/>
+          <w:sz w:val="28"/>
+          <w:szCs w:val="28"/>
+        </w:rPr>
+      </w:pPr>
+      <w:r>
+        <w:rPr>
+          <w:rFonts w:ascii="Times New Roman" w:hAnsi="Times New Roman" w:cs="Times New Roman"/>
+          <w:sz w:val="28"/>
+          <w:szCs w:val="28"/>
+        </w:rPr>
+        <w:t>Week 3: Javascripts and PHP basics</w:t>
+      </w:r>
+    </w:p>
+    <w:p>
+      <w:pPr>
+        <w:pStyle w:val="Heading2"/>
+        <w:rPr>
+          <w:rFonts w:ascii="Times New Roman" w:hAnsi="Times New Roman" w:cs="Times New Roman"/>
+          <w:sz w:val="24"/>
+          <w:szCs w:val="24"/>
+        </w:rPr>
+      </w:pPr>
+      <w:r>
+        <w:rPr>
+          <w:rFonts w:ascii="Times New Roman" w:hAnsi="Times New Roman" w:cs="Times New Roman"/>
+          <w:sz w:val="24"/>
+          <w:szCs w:val="24"/>
+        </w:rPr>
+        <w:t>3.1 Frontend Interection and Backend Foundations</w:t>
+      </w:r>
+    </w:p>
+    <w:p>
+      <w:pPr>
         <w:rPr>
           <w:rFonts w:ascii="Times New Roman" w:hAnsi="Times New Roman" w:cs="Times New Roman"/>
           <w:b/>
@@ -12,68 +48,6 @@
           <w:szCs w:val="24"/>
         </w:rPr>
       </w:pPr>
-      <w:r>
-        <w:rPr>
-          <w:rFonts w:ascii="Times New Roman" w:hAnsi="Times New Roman" w:cs="Times New Roman"/>
-          <w:b/>
-          <w:bCs/>
-          <w:sz w:val="24"/>
-          <w:szCs w:val="24"/>
-        </w:rPr>
-        <w:t>Week 3</w:t>
-      </w:r>
-      <w:r>
-        <w:rPr>
-          <w:rFonts w:ascii="Times New Roman" w:hAnsi="Times New Roman" w:cs="Times New Roman"/>
-          <w:b/>
-          <w:bCs/>
-          <w:sz w:val="24"/>
-          <w:szCs w:val="24"/>
-        </w:rPr>
-        <w:t>: JavaScript and PHP Basics</w:t>
-      </w:r>
-    </w:p>
-    <w:p>
-      <w:pPr>
-        <w:rPr>
-          <w:rFonts w:ascii="Times New Roman" w:hAnsi="Times New Roman" w:cs="Times New Roman"/>
-          <w:b/>
-          <w:bCs/>
-          <w:sz w:val="24"/>
-          <w:szCs w:val="24"/>
-        </w:rPr>
-      </w:pPr>
-      <w:r>
-        <w:rPr>
-          <w:rFonts w:ascii="Times New Roman" w:hAnsi="Times New Roman" w:cs="Times New Roman"/>
-          <w:b/>
-          <w:bCs/>
-          <w:sz w:val="24"/>
-          <w:szCs w:val="24"/>
-        </w:rPr>
-        <w:t>Frontend Interection and Backend Foundations</w:t>
-      </w:r>
-    </w:p>
-    <w:p>
-      <w:pPr>
-        <w:rPr>
-          <w:rFonts w:ascii="Times New Roman" w:hAnsi="Times New Roman" w:cs="Times New Roman"/>
-          <w:b/>
-          <w:bCs/>
-          <w:sz w:val="24"/>
-          <w:szCs w:val="24"/>
-        </w:rPr>
-      </w:pPr>
-      <w:r>
-        <w:rPr>
-          <w:rFonts w:ascii="Times New Roman" w:hAnsi="Times New Roman" w:cs="Times New Roman"/>
-          <w:b/>
-          <w:bCs/>
-          <w:sz w:val="24"/>
-          <w:szCs w:val="24"/>
-        </w:rPr>
-        <w:t>Fig 1: JavaScript Form Validation</w:t>
-      </w:r>
     </w:p>
     <w:p>
       <w:pPr>
@@ -92,7 +66,7 @@
           <w14:ligatures w14:val="standardContextual"/>
         </w:rPr>
         <w:drawing>
-          <wp:inline distT="0" distB="0" distL="0" distR="0" wp14:anchorId="5E1FB984" wp14:editId="021CE974">
+          <wp:inline distT="0" distB="0" distL="0" distR="0" wp14:anchorId="469569F7" wp14:editId="6D0EFC33">
             <wp:extent cx="4165600" cy="1909233"/>
             <wp:effectExtent l="0" t="0" r="6350" b="0"/>
             <wp:docPr id="706232355" name="Picture 1"/>
@@ -166,7 +140,6 @@
         <w:t>JavaScript Form Validation</w:t>
       </w:r>
     </w:p>
-    <w:p/>
     <w:p>
       <w:pPr>
         <w:rPr>
@@ -177,36 +150,6 @@
           <w:szCs w:val="24"/>
         </w:rPr>
       </w:pPr>
-      <w:r>
-        <w:rPr>
-          <w:rFonts w:ascii="Times New Roman" w:hAnsi="Times New Roman" w:cs="Times New Roman"/>
-          <w:b/>
-          <w:bCs/>
-          <w:sz w:val="24"/>
-          <w:szCs w:val="24"/>
-        </w:rPr>
-        <w:t>Fig 2</w:t>
-      </w:r>
-      <w:r>
-        <w:rPr>
-          <w:rFonts w:ascii="Times New Roman" w:hAnsi="Times New Roman" w:cs="Times New Roman"/>
-          <w:b/>
-          <w:bCs/>
-          <w:sz w:val="24"/>
-          <w:szCs w:val="24"/>
-        </w:rPr>
-        <w:t xml:space="preserve">: </w:t>
-      </w:r>
-      <w:r>
-        <w:rPr>
-          <w:rFonts w:ascii="Times New Roman" w:hAnsi="Times New Roman" w:cs="Times New Roman"/>
-          <w:b/>
-          <w:bCs/>
-          <w:sz w:val="24"/>
-          <w:szCs w:val="24"/>
-        </w:rPr>
-        <w:t>Password Strength Checker</w:t>
-      </w:r>
     </w:p>
     <w:p>
       <w:pPr>
@@ -229,9 +172,9 @@
           <w14:ligatures w14:val="standardContextual"/>
         </w:rPr>
         <w:drawing>
-          <wp:inline distT="0" distB="0" distL="0" distR="0" wp14:anchorId="2A34BB38" wp14:editId="43FF100A">
-            <wp:extent cx="4141613" cy="2044700"/>
-            <wp:effectExtent l="0" t="0" r="0" b="0"/>
+          <wp:inline distT="0" distB="0" distL="0" distR="0" wp14:anchorId="72EE17B3" wp14:editId="331032E0">
+            <wp:extent cx="3784044" cy="1695450"/>
+            <wp:effectExtent l="0" t="0" r="6985" b="0"/>
             <wp:docPr id="1320728528" name="Picture 2"/>
             <wp:cNvGraphicFramePr>
               <a:graphicFrameLocks xmlns:a="http://schemas.openxmlformats.org/drawingml/2006/main" noChangeAspect="1"/>
@@ -258,7 +201,7 @@
                   <pic:spPr>
                     <a:xfrm>
                       <a:off x="0" y="0"/>
-                      <a:ext cx="4147667" cy="2047689"/>
+                      <a:ext cx="3794638" cy="1700197"/>
                     </a:xfrm>
                     <a:prstGeom prst="rect">
                       <a:avLst/>
@@ -317,49 +260,6 @@
         <w:t>The password I used was 1234 and it was identified as a weak password.</w:t>
       </w:r>
     </w:p>
-    <w:p/>
-    <w:p/>
-    <w:p>
-      <w:pPr>
-        <w:rPr>
-          <w:rFonts w:ascii="Times New Roman" w:hAnsi="Times New Roman" w:cs="Times New Roman"/>
-          <w:b/>
-          <w:bCs/>
-          <w:sz w:val="24"/>
-          <w:szCs w:val="24"/>
-        </w:rPr>
-      </w:pPr>
-      <w:r>
-        <w:rPr>
-          <w:rFonts w:ascii="Times New Roman" w:hAnsi="Times New Roman" w:cs="Times New Roman"/>
-          <w:b/>
-          <w:bCs/>
-          <w:sz w:val="24"/>
-          <w:szCs w:val="24"/>
-        </w:rPr>
-        <w:t>Fig 3</w:t>
-      </w:r>
-      <w:r>
-        <w:rPr>
-          <w:rFonts w:ascii="Times New Roman" w:hAnsi="Times New Roman" w:cs="Times New Roman"/>
-          <w:b/>
-          <w:bCs/>
-          <w:sz w:val="24"/>
-          <w:szCs w:val="24"/>
-        </w:rPr>
-        <w:t xml:space="preserve">: </w:t>
-      </w:r>
-      <w:r>
-        <w:rPr>
-          <w:rFonts w:ascii="Times New Roman" w:hAnsi="Times New Roman" w:cs="Times New Roman"/>
-          <w:b/>
-          <w:bCs/>
-          <w:sz w:val="24"/>
-          <w:szCs w:val="24"/>
-        </w:rPr>
-        <w:t>PHP Syntax Practice</w:t>
-      </w:r>
-    </w:p>
     <w:p>
       <w:pPr>
         <w:rPr>
@@ -380,9 +280,8 @@
           <w:szCs w:val="24"/>
           <w14:ligatures w14:val="standardContextual"/>
         </w:rPr>
-        <w:lastRenderedPageBreak/>
         <w:drawing>
-          <wp:inline distT="0" distB="0" distL="0" distR="0" wp14:anchorId="2B171F0F" wp14:editId="310F4A9B">
+          <wp:inline distT="0" distB="0" distL="0" distR="0" wp14:anchorId="0F7C972A" wp14:editId="39BFED4A">
             <wp:extent cx="4229100" cy="1955959"/>
             <wp:effectExtent l="0" t="0" r="0" b="6350"/>
             <wp:docPr id="869491442" name="Picture 3"/>
@@ -436,6 +335,7 @@
         </w:rPr>
       </w:pPr>
       <w:r>
+        <w:lastRenderedPageBreak/>
         <w:t xml:space="preserve">Figure </w:t>
       </w:r>
       <w:r>
@@ -458,58 +358,6 @@
       </w:r>
       <w:r>
         <w:t>: PHP Syntax Practice</w:t>
-      </w:r>
-    </w:p>
-    <w:p>
-      <w:pPr>
-        <w:rPr>
-          <w:rFonts w:ascii="Times New Roman" w:hAnsi="Times New Roman" w:cs="Times New Roman"/>
-          <w:b/>
-          <w:bCs/>
-          <w:sz w:val="24"/>
-          <w:szCs w:val="24"/>
-        </w:rPr>
-      </w:pPr>
-    </w:p>
-    <w:p>
-      <w:pPr>
-        <w:rPr>
-          <w:rFonts w:ascii="Times New Roman" w:hAnsi="Times New Roman" w:cs="Times New Roman"/>
-          <w:b/>
-          <w:bCs/>
-          <w:sz w:val="24"/>
-          <w:szCs w:val="24"/>
-        </w:rPr>
-      </w:pPr>
-      <w:r>
-        <w:rPr>
-          <w:rFonts w:ascii="Times New Roman" w:hAnsi="Times New Roman" w:cs="Times New Roman"/>
-          <w:b/>
-          <w:bCs/>
-          <w:sz w:val="24"/>
-          <w:szCs w:val="24"/>
-        </w:rPr>
-        <w:t>Fig 4</w:t>
-      </w:r>
-      <w:r>
-        <w:rPr>
-          <w:rFonts w:ascii="Times New Roman" w:hAnsi="Times New Roman" w:cs="Times New Roman"/>
-          <w:b/>
-          <w:bCs/>
-          <w:sz w:val="24"/>
-          <w:szCs w:val="24"/>
-        </w:rPr>
-        <w:t xml:space="preserve">: </w:t>
-      </w:r>
-      <w:r>
-        <w:rPr>
-          <w:rFonts w:ascii="Times New Roman" w:hAnsi="Times New Roman" w:cs="Times New Roman"/>
-          <w:b/>
-          <w:bCs/>
-          <w:sz w:val="24"/>
-          <w:szCs w:val="24"/>
-        </w:rPr>
-        <w:t>Database Connection Script</w:t>
       </w:r>
     </w:p>
     <w:p>
@@ -533,7 +381,7 @@
           <w14:ligatures w14:val="standardContextual"/>
         </w:rPr>
         <w:drawing>
-          <wp:inline distT="0" distB="0" distL="0" distR="0" wp14:anchorId="32ADF314" wp14:editId="565306C7">
+          <wp:inline distT="0" distB="0" distL="0" distR="0" wp14:anchorId="12FF1138" wp14:editId="5E4442F2">
             <wp:extent cx="4196084" cy="2082800"/>
             <wp:effectExtent l="0" t="0" r="0" b="0"/>
             <wp:docPr id="517592060" name="Picture 4"/>
@@ -604,7 +452,6 @@
         <w:t>: Database Connection Script</w:t>
       </w:r>
     </w:p>
-    <w:p/>
     <w:p>
       <w:pPr>
         <w:rPr>
@@ -615,36 +462,6 @@
           <w:szCs w:val="24"/>
         </w:rPr>
       </w:pPr>
-      <w:r>
-        <w:rPr>
-          <w:rFonts w:ascii="Times New Roman" w:hAnsi="Times New Roman" w:cs="Times New Roman"/>
-          <w:b/>
-          <w:bCs/>
-          <w:sz w:val="24"/>
-          <w:szCs w:val="24"/>
-        </w:rPr>
-        <w:t>Fig 5</w:t>
-      </w:r>
-      <w:r>
-        <w:rPr>
-          <w:rFonts w:ascii="Times New Roman" w:hAnsi="Times New Roman" w:cs="Times New Roman"/>
-          <w:b/>
-          <w:bCs/>
-          <w:sz w:val="24"/>
-          <w:szCs w:val="24"/>
-        </w:rPr>
-        <w:t xml:space="preserve">: </w:t>
-      </w:r>
-      <w:r>
-        <w:rPr>
-          <w:rFonts w:ascii="Times New Roman" w:hAnsi="Times New Roman" w:cs="Times New Roman"/>
-          <w:b/>
-          <w:bCs/>
-          <w:sz w:val="24"/>
-          <w:szCs w:val="24"/>
-        </w:rPr>
-        <w:t>Dynamic User Input Handling</w:t>
-      </w:r>
     </w:p>
     <w:p>
       <w:pPr>
@@ -667,7 +484,7 @@
           <w14:ligatures w14:val="standardContextual"/>
         </w:rPr>
         <w:drawing>
-          <wp:inline distT="0" distB="0" distL="0" distR="0" wp14:anchorId="4A37E931" wp14:editId="5DF9E207">
+          <wp:inline distT="0" distB="0" distL="0" distR="0" wp14:anchorId="7BC92131" wp14:editId="6E0B487D">
             <wp:extent cx="4362450" cy="2149066"/>
             <wp:effectExtent l="0" t="0" r="0" b="3810"/>
             <wp:docPr id="753869149" name="Picture 5"/>
@@ -714,7 +531,6 @@
         <w:pStyle w:val="Caption"/>
       </w:pPr>
       <w:r>
-        <w:lastRenderedPageBreak/>
         <w:t xml:space="preserve">Figure </w:t>
       </w:r>
       <w:r>
@@ -739,56 +555,6 @@
         <w:t>: Dynamic User Input Handling</w:t>
       </w:r>
     </w:p>
-    <w:p/>
-    <w:p>
-      <w:pPr>
-        <w:rPr>
-          <w:rFonts w:ascii="Times New Roman" w:hAnsi="Times New Roman" w:cs="Times New Roman"/>
-          <w:b/>
-          <w:bCs/>
-          <w:sz w:val="24"/>
-          <w:szCs w:val="24"/>
-        </w:rPr>
-      </w:pPr>
-      <w:r>
-        <w:rPr>
-          <w:rFonts w:ascii="Times New Roman" w:hAnsi="Times New Roman" w:cs="Times New Roman"/>
-          <w:b/>
-          <w:bCs/>
-          <w:sz w:val="24"/>
-          <w:szCs w:val="24"/>
-        </w:rPr>
-        <w:t>STUDENT REFLECTION</w:t>
-      </w:r>
-    </w:p>
-    <w:p>
-      <w:pPr>
-        <w:rPr>
-          <w:rFonts w:ascii="Times New Roman" w:hAnsi="Times New Roman" w:cs="Times New Roman"/>
-          <w:sz w:val="24"/>
-          <w:szCs w:val="24"/>
-        </w:rPr>
-      </w:pPr>
-      <w:r>
-        <w:rPr>
-          <w:rFonts w:ascii="Times New Roman" w:hAnsi="Times New Roman" w:cs="Times New Roman"/>
-          <w:sz w:val="24"/>
-          <w:szCs w:val="24"/>
-        </w:rPr>
-        <w:t>The system used JavaScript for validation and dynamic user interaction. PHP was used for backend scripting and database connection testing. Validation helps prevent empty or incorrect user input. The database connection allows communication between the system and MySQL database. Technologies used include HTML, CSS, JavaScript, PHP, MySQL, XAMPP, and VS Code.</w:t>
-      </w:r>
-    </w:p>
-    <w:p>
-      <w:pPr>
-        <w:rPr>
-          <w:rFonts w:ascii="Times New Roman" w:hAnsi="Times New Roman" w:cs="Times New Roman"/>
-          <w:sz w:val="24"/>
-          <w:szCs w:val="24"/>
-        </w:rPr>
-      </w:pPr>
-    </w:p>
-    <w:p/>
-    <w:p/>
     <w:p/>
     <w:p/>
     <w:sectPr>
@@ -1241,7 +1007,6 @@
     <w:next w:val="Normal"/>
     <w:link w:val="Heading2Char"/>
     <w:uiPriority w:val="9"/>
-    <w:semiHidden/>
     <w:unhideWhenUsed/>
     <w:qFormat/>
     <w:rsid w:val="00FC7BD9"/>
@@ -1486,7 +1251,6 @@
     <w:basedOn w:val="DefaultParagraphFont"/>
     <w:link w:val="Heading2"/>
     <w:uiPriority w:val="9"/>
-    <w:semiHidden/>
     <w:rsid w:val="00FC7BD9"/>
     <w:rPr>
       <w:rFonts w:asciiTheme="majorHAnsi" w:eastAsiaTheme="majorEastAsia" w:hAnsiTheme="majorHAnsi" w:cstheme="majorBidi"/>
